--- a/reports/us_market_recap_2026-10-16_BJT_us_2026-10-15_final.docx
+++ b/reports/us_market_recap_2026-10-16_BJT_us_2026-10-15_final.docx
@@ -7450,7 +7450,7 @@
                 <w:color w:val="141414"/>
                 <w:sz w:val="16"/>
               </w:rPr>
-              <w:t>2026-10-16</w:t>
+              <w:t>不可得</w:t>
             </w:r>
           </w:p>
         </w:tc>
@@ -7476,7 +7476,7 @@
                 <w:color w:val="141414"/>
                 <w:sz w:val="16"/>
               </w:rPr>
-              <w:t>0.13</w:t>
+              <w:t>nan</w:t>
             </w:r>
           </w:p>
         </w:tc>
@@ -7502,7 +7502,7 @@
                 <w:color w:val="141414"/>
                 <w:sz w:val="16"/>
               </w:rPr>
-              <w:t>25.4%</w:t>
+              <w:t>nan%</w:t>
             </w:r>
           </w:p>
         </w:tc>
@@ -7528,7 +7528,7 @@
                 <w:color w:val="141414"/>
                 <w:sz w:val="16"/>
               </w:rPr>
-              <w:t>put-heavy, strike-concentration</w:t>
+              <w:t>source unavailable</w:t>
             </w:r>
           </w:p>
         </w:tc>
@@ -7586,7 +7586,7 @@
                 <w:color w:val="141414"/>
                 <w:sz w:val="16"/>
               </w:rPr>
-              <w:t>2026-10-16</w:t>
+              <w:t>不可得</w:t>
             </w:r>
           </w:p>
         </w:tc>
@@ -7612,7 +7612,7 @@
                 <w:color w:val="141414"/>
                 <w:sz w:val="16"/>
               </w:rPr>
-              <w:t>0.90</w:t>
+              <w:t>nan</w:t>
             </w:r>
           </w:p>
         </w:tc>
@@ -7638,7 +7638,7 @@
                 <w:color w:val="141414"/>
                 <w:sz w:val="16"/>
               </w:rPr>
-              <w:t>11.5%</w:t>
+              <w:t>nan%</w:t>
             </w:r>
           </w:p>
         </w:tc>
@@ -7664,7 +7664,7 @@
                 <w:color w:val="141414"/>
                 <w:sz w:val="16"/>
               </w:rPr>
-              <w:t>无阈值报警</w:t>
+              <w:t>source unavailable</w:t>
             </w:r>
           </w:p>
         </w:tc>
@@ -8130,6 +8130,142 @@
                 <w:color w:val="141414"/>
                 <w:sz w:val="16"/>
               </w:rPr>
+              <w:t>2026-10-16</w:t>
+            </w:r>
+          </w:p>
+        </w:tc>
+        <w:tc>
+          <w:tcPr>
+            <w:tcW w:type="dxa" w:w="1800"/>
+            <w:vAlign w:val="center"/>
+            <w:shd w:fill="FFFFFF"/>
+            <w:tcMar>
+              <w:top w:w="90" w:type="dxa"/>
+              <w:start w:w="90" w:type="dxa"/>
+              <w:bottom w:w="90" w:type="dxa"/>
+              <w:end w:w="90" w:type="dxa"/>
+            </w:tcMar>
+          </w:tcPr>
+          <w:p>
+            <w:pPr>
+              <w:spacing w:before="60" w:after="60" w:line="240" w:lineRule="auto"/>
+            </w:pPr>
+            <w:r>
+              <w:rPr>
+                <w:b w:val="0"/>
+                <w:color w:val="141414"/>
+                <w:sz w:val="16"/>
+              </w:rPr>
+              <w:t>0.73</w:t>
+            </w:r>
+          </w:p>
+        </w:tc>
+        <w:tc>
+          <w:tcPr>
+            <w:tcW w:type="dxa" w:w="2016"/>
+            <w:vAlign w:val="center"/>
+            <w:shd w:fill="FFFFFF"/>
+            <w:tcMar>
+              <w:top w:w="90" w:type="dxa"/>
+              <w:start w:w="90" w:type="dxa"/>
+              <w:bottom w:w="90" w:type="dxa"/>
+              <w:end w:w="90" w:type="dxa"/>
+            </w:tcMar>
+          </w:tcPr>
+          <w:p>
+            <w:pPr>
+              <w:spacing w:before="60" w:after="60" w:line="240" w:lineRule="auto"/>
+            </w:pPr>
+            <w:r>
+              <w:rPr>
+                <w:b w:val="0"/>
+                <w:color w:val="141414"/>
+                <w:sz w:val="16"/>
+              </w:rPr>
+              <w:t>9.6%</w:t>
+            </w:r>
+          </w:p>
+        </w:tc>
+        <w:tc>
+          <w:tcPr>
+            <w:tcW w:type="dxa" w:w="2880"/>
+            <w:vAlign w:val="center"/>
+            <w:shd w:fill="FFFFFF"/>
+            <w:tcMar>
+              <w:top w:w="90" w:type="dxa"/>
+              <w:start w:w="90" w:type="dxa"/>
+              <w:bottom w:w="90" w:type="dxa"/>
+              <w:end w:w="90" w:type="dxa"/>
+            </w:tcMar>
+          </w:tcPr>
+          <w:p>
+            <w:pPr>
+              <w:spacing w:before="60" w:after="60" w:line="240" w:lineRule="auto"/>
+            </w:pPr>
+            <w:r>
+              <w:rPr>
+                <w:b w:val="0"/>
+                <w:color w:val="141414"/>
+                <w:sz w:val="16"/>
+              </w:rPr>
+              <w:t>无阈值报警</w:t>
+            </w:r>
+          </w:p>
+        </w:tc>
+      </w:tr>
+      <w:tr>
+        <w:trPr>
+          <w:cantSplit/>
+        </w:trPr>
+        <w:tc>
+          <w:tcPr>
+            <w:tcW w:type="dxa" w:w="1080"/>
+            <w:vAlign w:val="center"/>
+            <w:shd w:fill="FFFFFF"/>
+            <w:tcMar>
+              <w:top w:w="90" w:type="dxa"/>
+              <w:start w:w="90" w:type="dxa"/>
+              <w:bottom w:w="90" w:type="dxa"/>
+              <w:end w:w="90" w:type="dxa"/>
+            </w:tcMar>
+          </w:tcPr>
+          <w:p>
+            <w:pPr>
+              <w:spacing w:before="60" w:after="60" w:line="240" w:lineRule="auto"/>
+              <w:jc w:val="center"/>
+            </w:pPr>
+            <w:r>
+              <w:rPr>
+                <w:b w:val="0"/>
+                <w:color w:val="141414"/>
+                <w:sz w:val="16"/>
+              </w:rPr>
+              <w:t>META</w:t>
+            </w:r>
+          </w:p>
+        </w:tc>
+        <w:tc>
+          <w:tcPr>
+            <w:tcW w:type="dxa" w:w="1656"/>
+            <w:vAlign w:val="center"/>
+            <w:shd w:fill="FFFFFF"/>
+            <w:tcMar>
+              <w:top w:w="90" w:type="dxa"/>
+              <w:start w:w="90" w:type="dxa"/>
+              <w:bottom w:w="90" w:type="dxa"/>
+              <w:end w:w="90" w:type="dxa"/>
+            </w:tcMar>
+          </w:tcPr>
+          <w:p>
+            <w:pPr>
+              <w:spacing w:before="60" w:after="60" w:line="240" w:lineRule="auto"/>
+            </w:pPr>
+            <w:r>
+              <w:rPr>
+                <w:b w:val="0"/>
+                <w:color w:val="141414"/>
+                <w:sz w:val="16"/>
+              </w:rPr>
               <w:t>不可得</w:t>
             </w:r>
           </w:p>
@@ -8209,142 +8345,6 @@
                 <w:sz w:val="16"/>
               </w:rPr>
               <w:t>source unavailable</w:t>
-            </w:r>
-          </w:p>
-        </w:tc>
-      </w:tr>
-      <w:tr>
-        <w:trPr>
-          <w:cantSplit/>
-        </w:trPr>
-        <w:tc>
-          <w:tcPr>
-            <w:tcW w:type="dxa" w:w="1080"/>
-            <w:vAlign w:val="center"/>
-            <w:shd w:fill="FFFFFF"/>
-            <w:tcMar>
-              <w:top w:w="90" w:type="dxa"/>
-              <w:start w:w="90" w:type="dxa"/>
-              <w:bottom w:w="90" w:type="dxa"/>
-              <w:end w:w="90" w:type="dxa"/>
-            </w:tcMar>
-          </w:tcPr>
-          <w:p>
-            <w:pPr>
-              <w:spacing w:before="60" w:after="60" w:line="240" w:lineRule="auto"/>
-              <w:jc w:val="center"/>
-            </w:pPr>
-            <w:r>
-              <w:rPr>
-                <w:b w:val="0"/>
-                <w:color w:val="141414"/>
-                <w:sz w:val="16"/>
-              </w:rPr>
-              <w:t>META</w:t>
-            </w:r>
-          </w:p>
-        </w:tc>
-        <w:tc>
-          <w:tcPr>
-            <w:tcW w:type="dxa" w:w="1656"/>
-            <w:vAlign w:val="center"/>
-            <w:shd w:fill="FFFFFF"/>
-            <w:tcMar>
-              <w:top w:w="90" w:type="dxa"/>
-              <w:start w:w="90" w:type="dxa"/>
-              <w:bottom w:w="90" w:type="dxa"/>
-              <w:end w:w="90" w:type="dxa"/>
-            </w:tcMar>
-          </w:tcPr>
-          <w:p>
-            <w:pPr>
-              <w:spacing w:before="60" w:after="60" w:line="240" w:lineRule="auto"/>
-            </w:pPr>
-            <w:r>
-              <w:rPr>
-                <w:b w:val="0"/>
-                <w:color w:val="141414"/>
-                <w:sz w:val="16"/>
-              </w:rPr>
-              <w:t>2026-10-16</w:t>
-            </w:r>
-          </w:p>
-        </w:tc>
-        <w:tc>
-          <w:tcPr>
-            <w:tcW w:type="dxa" w:w="1800"/>
-            <w:vAlign w:val="center"/>
-            <w:shd w:fill="FFFFFF"/>
-            <w:tcMar>
-              <w:top w:w="90" w:type="dxa"/>
-              <w:start w:w="90" w:type="dxa"/>
-              <w:bottom w:w="90" w:type="dxa"/>
-              <w:end w:w="90" w:type="dxa"/>
-            </w:tcMar>
-          </w:tcPr>
-          <w:p>
-            <w:pPr>
-              <w:spacing w:before="60" w:after="60" w:line="240" w:lineRule="auto"/>
-            </w:pPr>
-            <w:r>
-              <w:rPr>
-                <w:b w:val="0"/>
-                <w:color w:val="141414"/>
-                <w:sz w:val="16"/>
-              </w:rPr>
-              <w:t>2.14</w:t>
-            </w:r>
-          </w:p>
-        </w:tc>
-        <w:tc>
-          <w:tcPr>
-            <w:tcW w:type="dxa" w:w="2016"/>
-            <w:vAlign w:val="center"/>
-            <w:shd w:fill="FFFFFF"/>
-            <w:tcMar>
-              <w:top w:w="90" w:type="dxa"/>
-              <w:start w:w="90" w:type="dxa"/>
-              <w:bottom w:w="90" w:type="dxa"/>
-              <w:end w:w="90" w:type="dxa"/>
-            </w:tcMar>
-          </w:tcPr>
-          <w:p>
-            <w:pPr>
-              <w:spacing w:before="60" w:after="60" w:line="240" w:lineRule="auto"/>
-            </w:pPr>
-            <w:r>
-              <w:rPr>
-                <w:b w:val="0"/>
-                <w:color w:val="141414"/>
-                <w:sz w:val="16"/>
-              </w:rPr>
-              <w:t>9.6%</w:t>
-            </w:r>
-          </w:p>
-        </w:tc>
-        <w:tc>
-          <w:tcPr>
-            <w:tcW w:type="dxa" w:w="2880"/>
-            <w:vAlign w:val="center"/>
-            <w:shd w:fill="FFFFFF"/>
-            <w:tcMar>
-              <w:top w:w="90" w:type="dxa"/>
-              <w:start w:w="90" w:type="dxa"/>
-              <w:bottom w:w="90" w:type="dxa"/>
-              <w:end w:w="90" w:type="dxa"/>
-            </w:tcMar>
-          </w:tcPr>
-          <w:p>
-            <w:pPr>
-              <w:spacing w:before="60" w:after="60" w:line="240" w:lineRule="auto"/>
-            </w:pPr>
-            <w:r>
-              <w:rPr>
-                <w:b w:val="0"/>
-                <w:color w:val="141414"/>
-                <w:sz w:val="16"/>
-              </w:rPr>
-              <w:t>无阈值报警</w:t>
             </w:r>
           </w:p>
         </w:tc>
@@ -8674,7 +8674,7 @@
                 <w:color w:val="141414"/>
                 <w:sz w:val="16"/>
               </w:rPr>
-              <w:t>2026-10-16</w:t>
+              <w:t>不可得</w:t>
             </w:r>
           </w:p>
         </w:tc>
@@ -8700,7 +8700,7 @@
                 <w:color w:val="141414"/>
                 <w:sz w:val="16"/>
               </w:rPr>
-              <w:t>1.50</w:t>
+              <w:t>nan</w:t>
             </w:r>
           </w:p>
         </w:tc>
@@ -8726,7 +8726,7 @@
                 <w:color w:val="141414"/>
                 <w:sz w:val="16"/>
               </w:rPr>
-              <w:t>45.4%</w:t>
+              <w:t>nan%</w:t>
             </w:r>
           </w:p>
         </w:tc>
@@ -8752,7 +8752,7 @@
                 <w:color w:val="141414"/>
                 <w:sz w:val="16"/>
               </w:rPr>
-              <w:t>strike-concentration</w:t>
+              <w:t>source unavailable</w:t>
             </w:r>
           </w:p>
         </w:tc>
@@ -9179,7 +9179,7 @@
       <w:r>
         <w:drawing>
           <wp:inline xmlns:a="http://schemas.openxmlformats.org/drawingml/2006/main" xmlns:pic="http://schemas.openxmlformats.org/drawingml/2006/picture">
-            <wp:extent cx="5806440" cy="3658449"/>
+            <wp:extent cx="5806440" cy="3885095"/>
             <wp:docPr id="25" name="Picture 25"/>
             <wp:cNvGraphicFramePr>
               <a:graphicFrameLocks noChangeAspect="1"/>
@@ -9200,7 +9200,7 @@
                   <pic:spPr>
                     <a:xfrm>
                       <a:off x="0" y="0"/>
-                      <a:ext cx="5806440" cy="3658449"/>
+                      <a:ext cx="5806440" cy="3885095"/>
                     </a:xfrm>
                     <a:prstGeom prst="rect"/>
                   </pic:spPr>
@@ -9221,7 +9221,7 @@
           <w:color w:val="555555"/>
           <w:sz w:val="17"/>
         </w:rPr>
-        <w:t>图：公开期权链异常扫描。来源/口径：Nasdaq public option-chain endpoint；检查时点 2026-10-15T19:37:48-04:00；无执行方向确认。。</w:t>
+        <w:t>图：公开期权链异常扫描。来源/口径：Nasdaq public option-chain endpoint；检查时点 2026-10-15T19:41:18-04:00；无执行方向确认。。</w:t>
       </w:r>
     </w:p>
     <w:p>
@@ -9262,6 +9262,15 @@
         <w:rPr>
           <w:shd w:fill="E7E6E6"/>
         </w:rPr>
+        <w:t>AAOI</w:t>
+      </w:r>
+      <w:r>
+        <w:t xml:space="preserve">, </w:t>
+      </w:r>
+      <w:r>
+        <w:rPr>
+          <w:shd w:fill="E7E6E6"/>
+        </w:rPr>
         <w:t>MU</w:t>
       </w:r>
       <w:r>
@@ -9280,7 +9289,7 @@
         <w:rPr>
           <w:shd w:fill="E7E6E6"/>
         </w:rPr>
-        <w:t>AVGO</w:t>
+        <w:t>META</w:t>
       </w:r>
       <w:r>
         <w:t xml:space="preserve">, </w:t>
@@ -9362,7 +9371,7 @@
       <w:r>
         <w:drawing>
           <wp:inline xmlns:a="http://schemas.openxmlformats.org/drawingml/2006/main" xmlns:pic="http://schemas.openxmlformats.org/drawingml/2006/picture">
-            <wp:extent cx="5806440" cy="2114090"/>
+            <wp:extent cx="5806440" cy="1990687"/>
             <wp:docPr id="26" name="Picture 26"/>
             <wp:cNvGraphicFramePr>
               <a:graphicFrameLocks noChangeAspect="1"/>
@@ -9383,7 +9392,7 @@
                   <pic:spPr>
                     <a:xfrm>
                       <a:off x="0" y="0"/>
-                      <a:ext cx="5806440" cy="2114090"/>
+                      <a:ext cx="5806440" cy="1990687"/>
                     </a:xfrm>
                     <a:prstGeom prst="rect"/>
                   </pic:spPr>

--- a/reports/us_market_recap_2026-10-16_BJT_us_2026-10-15_final.docx
+++ b/reports/us_market_recap_2026-10-16_BJT_us_2026-10-15_final.docx
@@ -1013,7 +1013,7 @@
                 <w:color w:val="141414"/>
                 <w:sz w:val="16"/>
               </w:rPr>
-              <w:t>102.00 / 96.10 / 8.21万美元</w:t>
+              <w:t>102.07 / 96.00 / 8.22万美元</w:t>
             </w:r>
           </w:p>
         </w:tc>
@@ -1040,7 +1040,7 @@
                 <w:color w:val="141414"/>
                 <w:sz w:val="16"/>
               </w:rPr>
-              <w:t>DXY -0.53% / WTI +1.06% / BTC +0.67%</w:t>
+              <w:t>DXY -0.46% / WTI +0.96% / BTC +0.81%</w:t>
             </w:r>
           </w:p>
         </w:tc>
@@ -3824,7 +3824,7 @@
                 <w:color w:val="141414"/>
                 <w:sz w:val="16"/>
               </w:rPr>
-              <w:t>价格 +9.33%；成交 2.02x均量</w:t>
+              <w:t>价格 +9.33%；成交 8.65x均量</w:t>
             </w:r>
           </w:p>
         </w:tc>
@@ -3935,7 +3935,7 @@
                 <w:color w:val="141414"/>
                 <w:sz w:val="16"/>
               </w:rPr>
-              <w:t>价格 -7.10%；成交 1.37x均量</w:t>
+              <w:t>价格 -7.10%；成交 1.80x均量</w:t>
             </w:r>
           </w:p>
         </w:tc>
@@ -4046,7 +4046,7 @@
                 <w:color w:val="141414"/>
                 <w:sz w:val="16"/>
               </w:rPr>
-              <w:t>价格 +6.99%；成交 0.76x均量</w:t>
+              <w:t>价格 +6.99%；成交 0.69x均量</w:t>
             </w:r>
           </w:p>
         </w:tc>
@@ -4157,7 +4157,7 @@
                 <w:color w:val="141414"/>
                 <w:sz w:val="16"/>
               </w:rPr>
-              <w:t>价格 -6.80%；成交 1.78x均量</w:t>
+              <w:t>价格 -6.80%；成交 2.75x均量</w:t>
             </w:r>
           </w:p>
         </w:tc>
@@ -4268,7 +4268,7 @@
                 <w:color w:val="141414"/>
                 <w:sz w:val="16"/>
               </w:rPr>
-              <w:t>价格 +6.38%；成交 0.88x均量</w:t>
+              <w:t>价格 +6.38%；成交 0.84x均量</w:t>
             </w:r>
           </w:p>
         </w:tc>
@@ -4379,7 +4379,7 @@
                 <w:color w:val="141414"/>
                 <w:sz w:val="16"/>
               </w:rPr>
-              <w:t>价格 +6.32%；成交 0.96x均量</w:t>
+              <w:t>价格 +6.32%；成交 0.79x均量</w:t>
             </w:r>
           </w:p>
         </w:tc>
@@ -4893,7 +4893,7 @@
         <w:t>IONQ</w:t>
       </w:r>
       <w:r>
-        <w:t xml:space="preserve"> +9.33%（成交约2.02x均量）；</w:t>
+        <w:t xml:space="preserve"> +9.33%（成交约8.65x均量）；</w:t>
       </w:r>
       <w:r>
         <w:rPr>
@@ -4902,7 +4902,7 @@
         <w:t>HPE</w:t>
       </w:r>
       <w:r>
-        <w:t xml:space="preserve"> -7.10%（成交约1.37x均量）；</w:t>
+        <w:t xml:space="preserve"> -7.10%（成交约1.80x均量）；</w:t>
       </w:r>
       <w:r>
         <w:rPr>
@@ -4911,7 +4911,7 @@
         <w:t>FICO</w:t>
       </w:r>
       <w:r>
-        <w:t xml:space="preserve"> +6.99%（成交约0.76x均量）；</w:t>
+        <w:t xml:space="preserve"> +6.99%（成交约0.69x均量）；</w:t>
       </w:r>
       <w:r>
         <w:rPr>
@@ -4920,7 +4920,7 @@
         <w:t>DELL</w:t>
       </w:r>
       <w:r>
-        <w:t xml:space="preserve"> -6.80%（成交约1.78x均量）；</w:t>
+        <w:t xml:space="preserve"> -6.80%（成交约2.75x均量）；</w:t>
       </w:r>
       <w:r>
         <w:rPr>
@@ -4929,7 +4929,7 @@
         <w:t>LCID</w:t>
       </w:r>
       <w:r>
-        <w:t xml:space="preserve"> +6.38%（成交约0.88x均量）；</w:t>
+        <w:t xml:space="preserve"> +6.38%（成交约0.84x均量）；</w:t>
       </w:r>
       <w:r>
         <w:rPr>
@@ -4938,7 +4938,7 @@
         <w:t>COIN</w:t>
       </w:r>
       <w:r>
-        <w:t xml:space="preserve"> +6.32%（成交约0.96x均量）。这些名字先记录为价格/成交异常，随后核对同日公告、研报、公司交流、行业数据或传闻原始出处；没有证据时保留“待验”，不把涨跌倒推成原因。</w:t>
+        <w:t xml:space="preserve"> +6.32%（成交约0.79x均量）。这些名字先记录为价格/成交异常，随后核对同日公告、研报、公司交流、行业数据或传闻原始出处；没有证据时保留“待验”，不把涨跌倒推成原因。</w:t>
       </w:r>
     </w:p>
     <w:p>
@@ -6257,7 +6257,7 @@
                 <w:color w:val="141414"/>
                 <w:sz w:val="16"/>
               </w:rPr>
-              <w:t>1.37x均量</w:t>
+              <w:t>1.80x均量</w:t>
             </w:r>
           </w:p>
         </w:tc>
@@ -6368,7 +6368,7 @@
                 <w:color w:val="141414"/>
                 <w:sz w:val="16"/>
               </w:rPr>
-              <w:t>1.78x均量</w:t>
+              <w:t>2.75x均量</w:t>
             </w:r>
           </w:p>
         </w:tc>
@@ -6479,7 +6479,7 @@
                 <w:color w:val="141414"/>
                 <w:sz w:val="16"/>
               </w:rPr>
-              <w:t>2.11x均量</w:t>
+              <w:t>3.47x均量</w:t>
             </w:r>
           </w:p>
         </w:tc>
@@ -6590,7 +6590,7 @@
                 <w:color w:val="141414"/>
                 <w:sz w:val="16"/>
               </w:rPr>
-              <w:t>1.47x均量</w:t>
+              <w:t>1.85x均量</w:t>
             </w:r>
           </w:p>
         </w:tc>
@@ -6701,7 +6701,7 @@
                 <w:color w:val="141414"/>
                 <w:sz w:val="16"/>
               </w:rPr>
-              <w:t>1.95x均量</w:t>
+              <w:t>2.01x均量</w:t>
             </w:r>
           </w:p>
         </w:tc>
@@ -6812,7 +6812,7 @@
                 <w:color w:val="141414"/>
                 <w:sz w:val="16"/>
               </w:rPr>
-              <w:t>2.52x均量</w:t>
+              <w:t>2.39x均量</w:t>
             </w:r>
           </w:p>
         </w:tc>
@@ -7450,7 +7450,7 @@
                 <w:color w:val="141414"/>
                 <w:sz w:val="16"/>
               </w:rPr>
-              <w:t>不可得</w:t>
+              <w:t>2026-10-16</w:t>
             </w:r>
           </w:p>
         </w:tc>
@@ -7476,7 +7476,7 @@
                 <w:color w:val="141414"/>
                 <w:sz w:val="16"/>
               </w:rPr>
-              <w:t>nan</w:t>
+              <w:t>0.13</w:t>
             </w:r>
           </w:p>
         </w:tc>
@@ -7502,7 +7502,7 @@
                 <w:color w:val="141414"/>
                 <w:sz w:val="16"/>
               </w:rPr>
-              <w:t>nan%</w:t>
+              <w:t>25.4%</w:t>
             </w:r>
           </w:p>
         </w:tc>
@@ -7528,7 +7528,7 @@
                 <w:color w:val="141414"/>
                 <w:sz w:val="16"/>
               </w:rPr>
-              <w:t>source unavailable</w:t>
+              <w:t>put-heavy, strike-concentration</w:t>
             </w:r>
           </w:p>
         </w:tc>
@@ -7586,7 +7586,7 @@
                 <w:color w:val="141414"/>
                 <w:sz w:val="16"/>
               </w:rPr>
-              <w:t>不可得</w:t>
+              <w:t>2026-10-16</w:t>
             </w:r>
           </w:p>
         </w:tc>
@@ -7612,7 +7612,7 @@
                 <w:color w:val="141414"/>
                 <w:sz w:val="16"/>
               </w:rPr>
-              <w:t>nan</w:t>
+              <w:t>0.90</w:t>
             </w:r>
           </w:p>
         </w:tc>
@@ -7638,7 +7638,7 @@
                 <w:color w:val="141414"/>
                 <w:sz w:val="16"/>
               </w:rPr>
-              <w:t>nan%</w:t>
+              <w:t>11.5%</w:t>
             </w:r>
           </w:p>
         </w:tc>
@@ -7664,7 +7664,7 @@
                 <w:color w:val="141414"/>
                 <w:sz w:val="16"/>
               </w:rPr>
-              <w:t>source unavailable</w:t>
+              <w:t>无阈值报警</w:t>
             </w:r>
           </w:p>
         </w:tc>
@@ -7722,7 +7722,7 @@
                 <w:color w:val="141414"/>
                 <w:sz w:val="16"/>
               </w:rPr>
-              <w:t>不可得</w:t>
+              <w:t>2026-10-16</w:t>
             </w:r>
           </w:p>
         </w:tc>
@@ -7748,7 +7748,7 @@
                 <w:color w:val="141414"/>
                 <w:sz w:val="16"/>
               </w:rPr>
-              <w:t>nan</w:t>
+              <w:t>1.65</w:t>
             </w:r>
           </w:p>
         </w:tc>
@@ -7774,7 +7774,7 @@
                 <w:color w:val="141414"/>
                 <w:sz w:val="16"/>
               </w:rPr>
-              <w:t>nan%</w:t>
+              <w:t>7.0%</w:t>
             </w:r>
           </w:p>
         </w:tc>
@@ -7800,7 +7800,7 @@
                 <w:color w:val="141414"/>
                 <w:sz w:val="16"/>
               </w:rPr>
-              <w:t>source unavailable</w:t>
+              <w:t>无阈值报警</w:t>
             </w:r>
           </w:p>
         </w:tc>
@@ -7858,7 +7858,7 @@
                 <w:color w:val="141414"/>
                 <w:sz w:val="16"/>
               </w:rPr>
-              <w:t>不可得</w:t>
+              <w:t>2026-10-16</w:t>
             </w:r>
           </w:p>
         </w:tc>
@@ -7884,7 +7884,7 @@
                 <w:color w:val="141414"/>
                 <w:sz w:val="16"/>
               </w:rPr>
-              <w:t>nan</w:t>
+              <w:t>1.74</w:t>
             </w:r>
           </w:p>
         </w:tc>
@@ -7910,7 +7910,7 @@
                 <w:color w:val="141414"/>
                 <w:sz w:val="16"/>
               </w:rPr>
-              <w:t>nan%</w:t>
+              <w:t>8.6%</w:t>
             </w:r>
           </w:p>
         </w:tc>
@@ -7936,7 +7936,7 @@
                 <w:color w:val="141414"/>
                 <w:sz w:val="16"/>
               </w:rPr>
-              <w:t>source unavailable</w:t>
+              <w:t>无阈值报警</w:t>
             </w:r>
           </w:p>
         </w:tc>
@@ -8266,7 +8266,7 @@
                 <w:color w:val="141414"/>
                 <w:sz w:val="16"/>
               </w:rPr>
-              <w:t>不可得</w:t>
+              <w:t>2026-10-16</w:t>
             </w:r>
           </w:p>
         </w:tc>
@@ -8292,7 +8292,7 @@
                 <w:color w:val="141414"/>
                 <w:sz w:val="16"/>
               </w:rPr>
-              <w:t>nan</w:t>
+              <w:t>2.14</w:t>
             </w:r>
           </w:p>
         </w:tc>
@@ -8318,7 +8318,7 @@
                 <w:color w:val="141414"/>
                 <w:sz w:val="16"/>
               </w:rPr>
-              <w:t>nan%</w:t>
+              <w:t>9.6%</w:t>
             </w:r>
           </w:p>
         </w:tc>
@@ -8344,7 +8344,7 @@
                 <w:color w:val="141414"/>
                 <w:sz w:val="16"/>
               </w:rPr>
-              <w:t>source unavailable</w:t>
+              <w:t>无阈值报警</w:t>
             </w:r>
           </w:p>
         </w:tc>
@@ -8402,7 +8402,7 @@
                 <w:color w:val="141414"/>
                 <w:sz w:val="16"/>
               </w:rPr>
-              <w:t>不可得</w:t>
+              <w:t>2026-10-16</w:t>
             </w:r>
           </w:p>
         </w:tc>
@@ -8428,7 +8428,7 @@
                 <w:color w:val="141414"/>
                 <w:sz w:val="16"/>
               </w:rPr>
-              <w:t>nan</w:t>
+              <w:t>1.16</w:t>
             </w:r>
           </w:p>
         </w:tc>
@@ -8454,7 +8454,7 @@
                 <w:color w:val="141414"/>
                 <w:sz w:val="16"/>
               </w:rPr>
-              <w:t>nan%</w:t>
+              <w:t>19.8%</w:t>
             </w:r>
           </w:p>
         </w:tc>
@@ -8480,143 +8480,7 @@
                 <w:color w:val="141414"/>
                 <w:sz w:val="16"/>
               </w:rPr>
-              <w:t>source unavailable</w:t>
-            </w:r>
-          </w:p>
-        </w:tc>
-      </w:tr>
-      <w:tr>
-        <w:trPr>
-          <w:cantSplit/>
-        </w:trPr>
-        <w:tc>
-          <w:tcPr>
-            <w:tcW w:type="dxa" w:w="1080"/>
-            <w:vAlign w:val="center"/>
-            <w:shd w:fill="FFFFFF"/>
-            <w:tcMar>
-              <w:top w:w="90" w:type="dxa"/>
-              <w:start w:w="90" w:type="dxa"/>
-              <w:bottom w:w="90" w:type="dxa"/>
-              <w:end w:w="90" w:type="dxa"/>
-            </w:tcMar>
-          </w:tcPr>
-          <w:p>
-            <w:pPr>
-              <w:spacing w:before="60" w:after="60" w:line="240" w:lineRule="auto"/>
-              <w:jc w:val="center"/>
-            </w:pPr>
-            <w:r>
-              <w:rPr>
-                <w:b w:val="0"/>
-                <w:color w:val="141414"/>
-                <w:sz w:val="16"/>
-              </w:rPr>
-              <w:t>MRNA</w:t>
-            </w:r>
-          </w:p>
-        </w:tc>
-        <w:tc>
-          <w:tcPr>
-            <w:tcW w:type="dxa" w:w="1656"/>
-            <w:vAlign w:val="center"/>
-            <w:shd w:fill="FFFFFF"/>
-            <w:tcMar>
-              <w:top w:w="90" w:type="dxa"/>
-              <w:start w:w="90" w:type="dxa"/>
-              <w:bottom w:w="90" w:type="dxa"/>
-              <w:end w:w="90" w:type="dxa"/>
-            </w:tcMar>
-          </w:tcPr>
-          <w:p>
-            <w:pPr>
-              <w:spacing w:before="60" w:after="60" w:line="240" w:lineRule="auto"/>
-            </w:pPr>
-            <w:r>
-              <w:rPr>
-                <w:b w:val="0"/>
-                <w:color w:val="141414"/>
-                <w:sz w:val="16"/>
-              </w:rPr>
-              <w:t>不可得</w:t>
-            </w:r>
-          </w:p>
-        </w:tc>
-        <w:tc>
-          <w:tcPr>
-            <w:tcW w:type="dxa" w:w="1800"/>
-            <w:vAlign w:val="center"/>
-            <w:shd w:fill="FFFFFF"/>
-            <w:tcMar>
-              <w:top w:w="90" w:type="dxa"/>
-              <w:start w:w="90" w:type="dxa"/>
-              <w:bottom w:w="90" w:type="dxa"/>
-              <w:end w:w="90" w:type="dxa"/>
-            </w:tcMar>
-          </w:tcPr>
-          <w:p>
-            <w:pPr>
-              <w:spacing w:before="60" w:after="60" w:line="240" w:lineRule="auto"/>
-            </w:pPr>
-            <w:r>
-              <w:rPr>
-                <w:b w:val="0"/>
-                <w:color w:val="141414"/>
-                <w:sz w:val="16"/>
-              </w:rPr>
-              <w:t>nan</w:t>
-            </w:r>
-          </w:p>
-        </w:tc>
-        <w:tc>
-          <w:tcPr>
-            <w:tcW w:type="dxa" w:w="2016"/>
-            <w:vAlign w:val="center"/>
-            <w:shd w:fill="FFFFFF"/>
-            <w:tcMar>
-              <w:top w:w="90" w:type="dxa"/>
-              <w:start w:w="90" w:type="dxa"/>
-              <w:bottom w:w="90" w:type="dxa"/>
-              <w:end w:w="90" w:type="dxa"/>
-            </w:tcMar>
-          </w:tcPr>
-          <w:p>
-            <w:pPr>
-              <w:spacing w:before="60" w:after="60" w:line="240" w:lineRule="auto"/>
-            </w:pPr>
-            <w:r>
-              <w:rPr>
-                <w:b w:val="0"/>
-                <w:color w:val="141414"/>
-                <w:sz w:val="16"/>
-              </w:rPr>
-              <w:t>nan%</w:t>
-            </w:r>
-          </w:p>
-        </w:tc>
-        <w:tc>
-          <w:tcPr>
-            <w:tcW w:type="dxa" w:w="2880"/>
-            <w:vAlign w:val="center"/>
-            <w:shd w:fill="FFFFFF"/>
-            <w:tcMar>
-              <w:top w:w="90" w:type="dxa"/>
-              <w:start w:w="90" w:type="dxa"/>
-              <w:bottom w:w="90" w:type="dxa"/>
-              <w:end w:w="90" w:type="dxa"/>
-            </w:tcMar>
-          </w:tcPr>
-          <w:p>
-            <w:pPr>
-              <w:spacing w:before="60" w:after="60" w:line="240" w:lineRule="auto"/>
-            </w:pPr>
-            <w:r>
-              <w:rPr>
-                <w:b w:val="0"/>
-                <w:color w:val="141414"/>
-                <w:sz w:val="16"/>
-              </w:rPr>
-              <w:t>source unavailable</w:t>
+              <w:t>无阈值报警</w:t>
             </w:r>
           </w:p>
         </w:tc>
@@ -8674,7 +8538,7 @@
                 <w:color w:val="141414"/>
                 <w:sz w:val="16"/>
               </w:rPr>
-              <w:t>不可得</w:t>
+              <w:t>2026-10-16</w:t>
             </w:r>
           </w:p>
         </w:tc>
@@ -8700,7 +8564,7 @@
                 <w:color w:val="141414"/>
                 <w:sz w:val="16"/>
               </w:rPr>
-              <w:t>nan</w:t>
+              <w:t>1.50</w:t>
             </w:r>
           </w:p>
         </w:tc>
@@ -8726,7 +8590,7 @@
                 <w:color w:val="141414"/>
                 <w:sz w:val="16"/>
               </w:rPr>
-              <w:t>nan%</w:t>
+              <w:t>45.4%</w:t>
             </w:r>
           </w:p>
         </w:tc>
@@ -8752,7 +8616,7 @@
                 <w:color w:val="141414"/>
                 <w:sz w:val="16"/>
               </w:rPr>
-              <w:t>source unavailable</w:t>
+              <w:t>strike-concentration</w:t>
             </w:r>
           </w:p>
         </w:tc>
@@ -8946,7 +8810,7 @@
                 <w:color w:val="141414"/>
                 <w:sz w:val="16"/>
               </w:rPr>
-              <w:t>不可得</w:t>
+              <w:t>2026-10-16</w:t>
             </w:r>
           </w:p>
         </w:tc>
@@ -8972,7 +8836,7 @@
                 <w:color w:val="141414"/>
                 <w:sz w:val="16"/>
               </w:rPr>
-              <w:t>nan</w:t>
+              <w:t>1.33</w:t>
             </w:r>
           </w:p>
         </w:tc>
@@ -8998,7 +8862,7 @@
                 <w:color w:val="141414"/>
                 <w:sz w:val="16"/>
               </w:rPr>
-              <w:t>nan%</w:t>
+              <w:t>14.5%</w:t>
             </w:r>
           </w:p>
         </w:tc>
@@ -9024,7 +8888,7 @@
                 <w:color w:val="141414"/>
                 <w:sz w:val="16"/>
               </w:rPr>
-              <w:t>source unavailable</w:t>
+              <w:t>strike-concentration</w:t>
             </w:r>
           </w:p>
         </w:tc>
@@ -9082,7 +8946,7 @@
                 <w:color w:val="141414"/>
                 <w:sz w:val="16"/>
               </w:rPr>
-              <w:t>不可得</w:t>
+              <w:t>2026-10-16</w:t>
             </w:r>
           </w:p>
         </w:tc>
@@ -9108,7 +8972,7 @@
                 <w:color w:val="141414"/>
                 <w:sz w:val="16"/>
               </w:rPr>
-              <w:t>nan</w:t>
+              <w:t>5.18</w:t>
             </w:r>
           </w:p>
         </w:tc>
@@ -9134,7 +8998,7 @@
                 <w:color w:val="141414"/>
                 <w:sz w:val="16"/>
               </w:rPr>
-              <w:t>nan%</w:t>
+              <w:t>19.7%</w:t>
             </w:r>
           </w:p>
         </w:tc>
@@ -9160,7 +9024,7 @@
                 <w:color w:val="141414"/>
                 <w:sz w:val="16"/>
               </w:rPr>
-              <w:t>source unavailable</w:t>
+              <w:t>call-heavy, strike-concentration</w:t>
             </w:r>
           </w:p>
         </w:tc>
@@ -9179,7 +9043,7 @@
       <w:r>
         <w:drawing>
           <wp:inline xmlns:a="http://schemas.openxmlformats.org/drawingml/2006/main" xmlns:pic="http://schemas.openxmlformats.org/drawingml/2006/picture">
-            <wp:extent cx="5806440" cy="3885095"/>
+            <wp:extent cx="5806440" cy="2478199"/>
             <wp:docPr id="25" name="Picture 25"/>
             <wp:cNvGraphicFramePr>
               <a:graphicFrameLocks noChangeAspect="1"/>
@@ -9200,7 +9064,7 @@
                   <pic:spPr>
                     <a:xfrm>
                       <a:off x="0" y="0"/>
-                      <a:ext cx="5806440" cy="3885095"/>
+                      <a:ext cx="5806440" cy="2478199"/>
                     </a:xfrm>
                     <a:prstGeom prst="rect"/>
                   </pic:spPr>
@@ -9221,7 +9085,7 @@
           <w:color w:val="555555"/>
           <w:sz w:val="17"/>
         </w:rPr>
-        <w:t>图：公开期权链异常扫描。来源/口径：Nasdaq public option-chain endpoint；检查时点 2026-10-15T19:41:18-04:00；无执行方向确认。。</w:t>
+        <w:t>图：公开期权链异常扫描。来源/口径：Nasdaq public option-chain endpoint；检查时点 2026-10-15T20:24:00-04:00；无执行方向确认。。</w:t>
       </w:r>
     </w:p>
     <w:p>
@@ -9254,57 +9118,6 @@
           <w:shd w:fill="E7E6E6"/>
         </w:rPr>
         <w:t>CIEN</w:t>
-      </w:r>
-      <w:r>
-        <w:t xml:space="preserve">, </w:t>
-      </w:r>
-      <w:r>
-        <w:rPr>
-          <w:shd w:fill="E7E6E6"/>
-        </w:rPr>
-        <w:t>AAOI</w:t>
-      </w:r>
-      <w:r>
-        <w:t xml:space="preserve">, </w:t>
-      </w:r>
-      <w:r>
-        <w:rPr>
-          <w:shd w:fill="E7E6E6"/>
-        </w:rPr>
-        <w:t>MU</w:t>
-      </w:r>
-      <w:r>
-        <w:t xml:space="preserve">, </w:t>
-      </w:r>
-      <w:r>
-        <w:rPr>
-          <w:shd w:fill="E7E6E6"/>
-        </w:rPr>
-        <w:t>SNDK</w:t>
-      </w:r>
-      <w:r>
-        <w:t xml:space="preserve">, </w:t>
-      </w:r>
-      <w:r>
-        <w:rPr>
-          <w:shd w:fill="E7E6E6"/>
-        </w:rPr>
-        <w:t>META</w:t>
-      </w:r>
-      <w:r>
-        <w:t xml:space="preserve">, </w:t>
-      </w:r>
-      <w:r>
-        <w:rPr>
-          <w:shd w:fill="E7E6E6"/>
-        </w:rPr>
-        <w:t>FICO</w:t>
-      </w:r>
-      <w:r>
-        <w:t xml:space="preserve">, </w:t>
-      </w:r>
-      <w:r>
-        <w:t>MRNA</w:t>
       </w:r>
       <w:r>
         <w:t xml:space="preserve">, </w:t>
@@ -9371,7 +9184,7 @@
       <w:r>
         <w:drawing>
           <wp:inline xmlns:a="http://schemas.openxmlformats.org/drawingml/2006/main" xmlns:pic="http://schemas.openxmlformats.org/drawingml/2006/picture">
-            <wp:extent cx="5806440" cy="1990687"/>
+            <wp:extent cx="5806440" cy="3193704"/>
             <wp:docPr id="26" name="Picture 26"/>
             <wp:cNvGraphicFramePr>
               <a:graphicFrameLocks noChangeAspect="1"/>
@@ -9392,7 +9205,7 @@
                   <pic:spPr>
                     <a:xfrm>
                       <a:off x="0" y="0"/>
-                      <a:ext cx="5806440" cy="1990687"/>
+                      <a:ext cx="5806440" cy="3193704"/>
                     </a:xfrm>
                     <a:prstGeom prst="rect"/>
                   </pic:spPr>

--- a/reports/us_market_recap_2026-10-16_BJT_us_2026-10-15_final.docx
+++ b/reports/us_market_recap_2026-10-16_BJT_us_2026-10-15_final.docx
@@ -1013,7 +1013,7 @@
                 <w:color w:val="141414"/>
                 <w:sz w:val="16"/>
               </w:rPr>
-              <w:t>102.07 / 96.00 / 8.22万美元</w:t>
+              <w:t>102.06 / 95.92 / 8.23万美元</w:t>
             </w:r>
           </w:p>
         </w:tc>
@@ -1040,7 +1040,7 @@
                 <w:color w:val="141414"/>
                 <w:sz w:val="16"/>
               </w:rPr>
-              <w:t>DXY -0.46% / WTI +0.96% / BTC +0.81%</w:t>
+              <w:t>DXY -0.48% / WTI +0.87% / BTC +0.84%</w:t>
             </w:r>
           </w:p>
         </w:tc>
@@ -3824,7 +3824,7 @@
                 <w:color w:val="141414"/>
                 <w:sz w:val="16"/>
               </w:rPr>
-              <w:t>价格 +9.33%；成交 8.65x均量</w:t>
+              <w:t>价格 +9.33%；成交 3.14x均量</w:t>
             </w:r>
           </w:p>
         </w:tc>
@@ -3935,7 +3935,7 @@
                 <w:color w:val="141414"/>
                 <w:sz w:val="16"/>
               </w:rPr>
-              <w:t>价格 -7.10%；成交 1.80x均量</w:t>
+              <w:t>价格 -7.10%；成交 1.18x均量</w:t>
             </w:r>
           </w:p>
         </w:tc>
@@ -4046,7 +4046,7 @@
                 <w:color w:val="141414"/>
                 <w:sz w:val="16"/>
               </w:rPr>
-              <w:t>价格 +6.99%；成交 0.69x均量</w:t>
+              <w:t>价格 +6.99%；成交 0.76x均量</w:t>
             </w:r>
           </w:p>
         </w:tc>
@@ -4157,7 +4157,7 @@
                 <w:color w:val="141414"/>
                 <w:sz w:val="16"/>
               </w:rPr>
-              <w:t>价格 -6.80%；成交 2.75x均量</w:t>
+              <w:t>价格 -6.80%；成交 4.74x均量</w:t>
             </w:r>
           </w:p>
         </w:tc>
@@ -4893,7 +4893,7 @@
         <w:t>IONQ</w:t>
       </w:r>
       <w:r>
-        <w:t xml:space="preserve"> +9.33%（成交约8.65x均量）；</w:t>
+        <w:t xml:space="preserve"> +9.33%（成交约3.14x均量）；</w:t>
       </w:r>
       <w:r>
         <w:rPr>
@@ -4902,7 +4902,7 @@
         <w:t>HPE</w:t>
       </w:r>
       <w:r>
-        <w:t xml:space="preserve"> -7.10%（成交约1.80x均量）；</w:t>
+        <w:t xml:space="preserve"> -7.10%（成交约1.18x均量）；</w:t>
       </w:r>
       <w:r>
         <w:rPr>
@@ -4911,7 +4911,7 @@
         <w:t>FICO</w:t>
       </w:r>
       <w:r>
-        <w:t xml:space="preserve"> +6.99%（成交约0.69x均量）；</w:t>
+        <w:t xml:space="preserve"> +6.99%（成交约0.76x均量）；</w:t>
       </w:r>
       <w:r>
         <w:rPr>
@@ -4920,7 +4920,7 @@
         <w:t>DELL</w:t>
       </w:r>
       <w:r>
-        <w:t xml:space="preserve"> -6.80%（成交约2.75x均量）；</w:t>
+        <w:t xml:space="preserve"> -6.80%（成交约4.74x均量）；</w:t>
       </w:r>
       <w:r>
         <w:rPr>
@@ -6257,7 +6257,7 @@
                 <w:color w:val="141414"/>
                 <w:sz w:val="16"/>
               </w:rPr>
-              <w:t>1.80x均量</w:t>
+              <w:t>1.18x均量</w:t>
             </w:r>
           </w:p>
         </w:tc>
@@ -6368,7 +6368,7 @@
                 <w:color w:val="141414"/>
                 <w:sz w:val="16"/>
               </w:rPr>
-              <w:t>2.75x均量</w:t>
+              <w:t>4.74x均量</w:t>
             </w:r>
           </w:p>
         </w:tc>
@@ -6590,7 +6590,7 @@
                 <w:color w:val="141414"/>
                 <w:sz w:val="16"/>
               </w:rPr>
-              <w:t>1.85x均量</w:t>
+              <w:t>1.47x均量</w:t>
             </w:r>
           </w:p>
         </w:tc>
@@ -6701,7 +6701,7 @@
                 <w:color w:val="141414"/>
                 <w:sz w:val="16"/>
               </w:rPr>
-              <w:t>2.01x均量</w:t>
+              <w:t>1.96x均量</w:t>
             </w:r>
           </w:p>
         </w:tc>
@@ -9085,7 +9085,7 @@
           <w:color w:val="555555"/>
           <w:sz w:val="17"/>
         </w:rPr>
-        <w:t>图：公开期权链异常扫描。来源/口径：Nasdaq public option-chain endpoint；检查时点 2026-10-15T20:24:00-04:00；无执行方向确认。。</w:t>
+        <w:t>图：公开期权链异常扫描。来源/口径：Nasdaq public option-chain endpoint；检查时点 2026-10-15T21:11:25-04:00；无执行方向确认。。</w:t>
       </w:r>
     </w:p>
     <w:p>
